--- a/assets/wang-junxiang-resume.docx
+++ b/assets/wang-junxiang-resume.docx
@@ -771,6 +771,7 @@
     </w:p>
     <w:p>
       <w:pPr>
+        <w:keepNext/>
         <w:spacing w:after="20"/>
       </w:pPr>
       <w:r>
